--- a/کتاب_ایام_فاطمیه/ایام_فاطمیه_نسخه_اصلاح‌شده_نهایی.docx
+++ b/کتاب_ایام_فاطمیه/ایام_فاطمیه_نسخه_اصلاح‌شده_نهایی.docx
@@ -53,7 +53,7 @@
           <w:sz w:val="28"/>
           <w:lang w:val="ar-SA" w:bidi="ar-SA"/>
         </w:rPr>
-        <w:t>بِسْمِ اللهِ الرَّحْمٰنِ الرَّحیمِ</w:t>
+        <w:t>بِسْمِ اللَّهِ الرَّحْمَٰنِ الرَّحِيمِ</w:t>
       </w:r>
     </w:p>
     <w:p>
@@ -692,7 +692,7 @@
           <w:sz w:val="20"/>
           <w:lang w:val="ar-SA" w:bidi="ar-SA"/>
         </w:rPr>
-        <w:t>فصلِ پانزدهم: سبکِ زندگیِ فاطمی‌برای خانوادهٔ امروز ·············· ۶۱</w:t>
+        <w:t>فصلِ پانزدهم: سبکِ زندگیِ فاطمی برای خانوادهٔ امروز ·············· ۶۱</w:t>
       </w:r>
     </w:p>
     <w:p>
@@ -982,7 +982,7 @@
           <w:sz w:val="24"/>
           <w:lang w:val="ar-SA" w:bidi="ar-SA"/>
         </w:rPr>
-        <w:t>کتابی‌که پیشِ روی شماست، حاصلِ ماه‌ها پژوهشِ دقیق، مراجعه به ده‌ها منبعِ اصیلِ شیعی و سنّی، کُتبِ حدیثی، تاریخی و مقتلی و نیز بهره‌گیری از بیاناتِ مراجعِ عظام و اساتیدِ حوزه است. مخاطبِ اصلیِ این اثر، طلّابِ علومِ دینی، مُبلّغان، مدّاحانِ اهل‌بیت و همهٔ عاشقانِ مکتبِ فاطمی‌هستند که می‌خواهند در ایّامِ فاطمیّه، با دستی پُر به منبر بروند و با معرفتی عمیق به تبیینِ حقایق بپردازند.</w:t>
+        <w:t>کتابی‌که پیشِ روی شماست، حاصلِ ماه‌ها پژوهشِ دقیق، مراجعه به ده‌ها منبعِ اصیلِ شیعی و سنّی، کُتبِ حدیثی، تاریخی و مقتلی و نیز بهره‌گیری از بیاناتِ مراجعِ عظام و اساتیدِ حوزه است. مخاطبِ اصلّیِ این اثر، طلّابِ علومِ دینی، مُبلّغان، مدّاحانِ اهل‌بیت و همهٔ عاشقانِ مکتبِ فاطمی‌هستند که می‌خواهند در ایّامِ فاطمیّه، با دستی پُر به منبر بروند و با معرفتی عمیق به تبیینِ حقایق بپردازند.</w:t>
       </w:r>
     </w:p>
     <w:p>
@@ -1301,7 +1301,7 @@
           <w:sz w:val="22"/>
           <w:lang w:val="ar-SA" w:bidi="ar-SA"/>
         </w:rPr>
-        <w:t>ایّامِ فاطمیّه، ایّامِ بیداریِ امّت است. باید فاطمیّه را بزرگ داشت، مجالس را پرشور کرد و معارفِ فاطمی‌را به نسلِ جوان رساند.</w:t>
+        <w:t>ایّامِ فاطمیّه، ایّامِ بیداریِ امّت است. باید فاطمیّه را بزرگ داشت، مجالس را پرشور کرد و معارفِ فاطمی را به نسلِ جوان رساند.</w:t>
       </w:r>
       <w:r>
         <w:rPr>
@@ -2420,7 +2420,7 @@
           <w:sz w:val="24"/>
           <w:lang w:val="ar-SA" w:bidi="ar-SA"/>
         </w:rPr>
-        <w:t>ازدواجِ فاطمه و علی، به فرمانِ الهی بود. پیامبر فرمود: «ما زَوَّجْتُ فاطِمَةَ إِلّا بِأَمْرِ اللهِ». خواستگارانِ فراوانی آمدند؛ از جمله ابوبکر و عمر، امّا پیامبر نپذیرفت تا علی آمد. مهریّهٔ فاطمه، پانصد درهم، آب و یک پوستِ گوسفند بود؛ جهیزیّه‌اش حصیر، مشکِ آب، آسیای دستی و چند ظرفِ سفالی. این سادگی، پیام دارد: تجمّل، خوشبختی نمی‌آورد. امروز که آمارِ طلاق بالاست، باید جهیزیّهٔ فاطمی‌را تبلیغ کنیم.</w:t>
+        <w:t>ازدواجِ فاطمه و علی، به فرمانِ الهی بود. پیامبر فرمود: «ما زَوَّجْتُ فاطِمَةَ إِلّا بِأَمْرِ اللهِ». خواستگارانِ فراوانی آمدند؛ از جمله ابوبکر و عمر، امّا پیامبر نپذیرفت تا علی آمد. مهریّهٔ فاطمه، پانصد درهم، آب و یک پوستِ گوسفند بود؛ جهیزیّه‌اش حصیر، مشکِ آب، آسیای دستی و چند ظرفِ سفالی. این سادگی، پیام دارد: تجمّل، خوشبختی نمی‌آورد. امروز که آمارِ طلاق بالاست، باید جهیزیّهٔ فاطمی را تبلیغ کنیم.</w:t>
       </w:r>
     </w:p>
     <w:p>
@@ -5188,7 +5188,7 @@
           <w:sz w:val="22"/>
           <w:lang w:val="ar-SA" w:bidi="ar-SA"/>
         </w:rPr>
-        <w:t>• برگزاریِ مسابقهٔ کتاب‌خوانیِ فاطمی‌برای نوجوانان با جوایزِ فرهنگی.</w:t>
+        <w:t>• برگزاریِ مسابقهٔ کتاب‌خوانیِ فاطمی برای نوجوانان با جوایزِ فرهنگی.</w:t>
       </w:r>
     </w:p>
     <w:p>
@@ -5552,7 +5552,7 @@
           <w:sz w:val="24"/>
           <w:lang w:val="ar-SA" w:bidi="ar-SA"/>
         </w:rPr>
-        <w:t>پاسخ: عزاداری، دانشگاه است. قرآن از گریهٔ یعقوب برای یوسف تمجید می‌کند: «وَابْیَضَّتْ عَیْناهُ مِنَ الْحُزْنِ» (یوسف/۸۴). پیامبر برای حمزه گریست. امامِ صادق فرمود «نَفَسُ الْمَهْمُومِ لِظُلْمِنا تَسْبِیحٌ». (کامل‌الزّیارات) عزاداری، هم دل را رقیق می‌کند و هم معرفت می‌آورد. در فاطمیّه، مردم سبکِ زندگیِ فاطمی‌را می‌آموزند: حجاب، ساده‌زیستی، ولایت‌مداری. آمار نشان می‌دهد مساجدی که فاطمیّهٔ پرشور دارند، جوانانشان کمتر آسیب می‌بینند. پس عزاداری، سرمایهٔ اجتماعی است.</w:t>
+        <w:t>پاسخ: عزاداری، دانشگاه است. قرآن از گریهٔ یعقوب برای یوسف تمجید می‌کند: «وَابْیَضَّتْ عَیْناهُ مِنَ الْحُزْنِ» (یوسف/۸۴). پیامبر برای حمزه گریست. امامِ صادق فرمود «نَفَسُ الْمَهْمُومِ لِظُلْمِنا تَسْبِیحٌ». (کامل‌الزّیارات) عزاداری، هم دل را رقیق می‌کند و هم معرفت می‌آورد. در فاطمیّه، مردم سبکِ زندگیِ فاطمی را می‌آموزند: حجاب، ساده‌زیستی، ولایت‌مداری. آمار نشان می‌دهد مساجدی که فاطمیّهٔ پرشور دارند، جوانانشان کمتر آسیب می‌بینند. پس عزاداری، سرمایهٔ اجتماعی است.</w:t>
       </w:r>
     </w:p>
     <w:p>
@@ -5750,7 +5750,7 @@
           <w:sz w:val="32"/>
           <w:lang w:val="ar-SA" w:bidi="ar-SA"/>
         </w:rPr>
-        <w:t>فصلِ پانزدهم: سبکِ زندگیِ فاطمی‌برای خانوادهٔ امروز</w:t>
+        <w:t>فصلِ پانزدهم: سبکِ زندگیِ فاطمی برای خانوادهٔ امروز</w:t>
       </w:r>
     </w:p>
     <w:p>
@@ -5769,7 +5769,7 @@
           <w:sz w:val="24"/>
           <w:lang w:val="ar-SA" w:bidi="ar-SA"/>
         </w:rPr>
-        <w:t>خانوادهٔ امروز در بحران است؛ آمارِ طلاق، اعتیاد، بی‌بندوباری و افسردگی بالا رفته است. راهِ نجات، بازگشت به سبکِ زندگیِ فاطمی‌است. در این فصل، هفت اصلِ خانوادهٔ فاطمی‌را مرور می‌کنیم که هر طلبه باید در جلساتِ مشاوره و منبر بگوید:</w:t>
+        <w:t>خانوادهٔ امروز در بحران است؛ آمارِ طلاق، اعتیاد، بی‌بندوباری و افسردگی بالا رفته است. راهِ نجات، بازگشت به سبکِ زندگیِ فاطمی‌است. در این فصل، هفت اصلِ خانوادهٔ فاطمی را مرور می‌کنیم که هر طلبه باید در جلساتِ مشاوره و منبر بگوید:</w:t>
       </w:r>
     </w:p>
     <w:p>
@@ -5959,7 +5959,7 @@
           <w:sz w:val="24"/>
           <w:lang w:val="ar-SA" w:bidi="ar-SA"/>
         </w:rPr>
-        <w:t>فاطمه برای حسن و حسین قصّهٔ پیامبران می‌گفت. امروز کودکانِ ما با کارتون‌های غربی‌بزرگ می‌شوند. باید قصّهٔ فاطمی‌را جایگزین کرد؛ قصّهٔ فدک، قصّهٔ مباهله، قصّهٔ تسبیحِ فاطمه. هر شب پیش از خواب، یک قصّهٔ فاطمی‌برای فرزند بگو؛ این قصّه، تا آخرِ عمر در ذهنش می‌ماند و او را بیمه می‌کند.</w:t>
+        <w:t>فاطمه برای حسن و حسین قصّهٔ پیامبران می‌گفت. امروز کودکانِ ما با کارتون‌های غربی بزرگ می‌شوند. باید قصّهٔ فاطمی را جایگزین کرد؛ قصّهٔ فدک، قصّهٔ مباهله، قصّهٔ تسبیحِ فاطمه. هر شب پیش از خواب، یک قصّهٔ فاطمی برای فرزند بگو؛ این قصّه، تا آخرِ عمر در ذهنش می‌ماند و او را بیمه می‌کند.</w:t>
       </w:r>
     </w:p>
     <w:p>
@@ -6599,7 +6599,7 @@
           <w:sz w:val="24"/>
           <w:lang w:val="ar-SA" w:bidi="ar-SA"/>
         </w:rPr>
-        <w:t>طلبهٔ عزیز! این خطبه را با صدای بلند تمرین کن؛ فنِّ بیانِ فاطمی‌را بیاموز. حضرت با حمدِ الهی شروع کرد، بعد رسالتِ پدر را یادآور شد، سپس انحرافِ امّت را نکوهش کرد و در پایان، حقِّ فدک و ولایت را مطالبه نمود. این ساختار، الگوی خطابهٔ انقلابی‌است.</w:t>
+        <w:t>طلبهٔ عزیز! این خطبه را با صدای بلند تمرین کن؛ فنِّ بیانِ فاطمی را بیاموز. حضرت با حمدِ الهی شروع کرد، بعد رسالتِ پدر را یادآور شد، سپس انحرافِ امّت را نکوهش کرد و در پایان، حقِّ فدک و ولایت را مطالبه نمود. این ساختار، الگوی خطابهٔ انقلابی‌است.</w:t>
       </w:r>
     </w:p>
     <w:p>
@@ -6684,7 +6684,7 @@
           <w:sz w:val="21"/>
           <w:lang w:val="ar-SA" w:bidi="ar-SA"/>
         </w:rPr>
-        <w:t>ترجمه: به نامِ خدایِ بخشندهٔ مهربان، این است آنچه فاطمه دخترِ محمّد بدان وصیّت کرد؛ وصیّت کرد در حالی که گواهی می‌دهد خدایی جز الله نیست و محمّد بنده و فرستادهٔ اوست و بهشت و دوزخ حق است و قیامت آمدنی است و خدا مردگان را برمی‌انگیزد. ای علی! من فاطمه دخترِ محمّدم، خدا مرا به همسریِ تو درآورد تا در دنیا و آخرت برای تو باشم، تو از دیگران به من سزاوارتری، مرا شب حنوط کن، غسل بده، کفن کن، بر من نماز بخوان، شب دفن کن، و هیچ‌کس را خبر نکن، تو را به خدا می‌سپارم و بر فرزندانم تا روزِ قیامت سلام می‌رسانم.</w:t>
+        <w:t>ترجمه: به نامِ خدایِ بخشندهٔ مهربان، این است آنچه فاطمه دخترِ محمّد بدان وصیّت کرد؛ وصیّت کرد در حالی که گواهی می‌دهد خدایی جز اللَّه نیست و محمّد بنده و فرستادهٔ اوست و بهشت و دوزخ حق است و قیامت آمدنی است و خدا مردگان را برمی‌انگیزد. ای علی! من فاطمه دخترِ محمّدم، خدا مرا به همسریِ تو درآورد تا در دنیا و آخرت برای تو باشم، تو از دیگران به من سزاوارتری، مرا شب حنوط کن، غسل بده، کفن کن، بر من نماز بخوان، شب دفن کن، و هیچ‌کس را خبر نکن، تو را به خدا می‌سپارم و بر فرزندانم تا روزِ قیامت سلام می‌رسانم.</w:t>
       </w:r>
     </w:p>
     <w:p>
@@ -6927,7 +6927,7 @@
           <w:sz w:val="32"/>
           <w:lang w:val="ar-SA" w:bidi="ar-SA"/>
         </w:rPr>
-        <w:t>پیوستِ ۵: چهل حدیثِ فاطمی‌برای حفظِ طلّاب</w:t>
+        <w:t>پیوستِ ۵: چهل حدیثِ فاطمی برای حفظِ طلّاب</w:t>
       </w:r>
     </w:p>
     <w:p>
@@ -7908,7 +7908,7 @@
           <w:sz w:val="24"/>
           <w:lang w:val="ar-SA" w:bidi="ar-SA"/>
         </w:rPr>
-        <w:t>برای دسترسیِ آسانِ طلّاب، نسخهٔ PDFِ این کتاب به همراهِ فایلِ صوتیِ خطبهٔ فدکیّه در کانالِ حوزه بارگذاری شده است. همچنین پیشنهاد می‌شود نرم‌افزارِ «مصحفِ فاطمه» را نصب کنید تا چهل حدیثِ فاطمی‌را هر روز مرور کنید.</w:t>
+        <w:t>برای دسترسیِ آسانِ طلّاب، نسخهٔ PDFِ این کتاب به همراهِ فایلِ صوتیِ خطبهٔ فدکیّه در کانالِ حوزه بارگذاری شده است. همچنین پیشنهاد می‌شود نرم‌افزارِ «مصحفِ فاطمه» را نصب کنید تا چهل حدیثِ فاطمی را هر روز مرور کنید.</w:t>
       </w:r>
     </w:p>
     <w:p>
@@ -8149,7 +8149,7 @@
           <w:sz w:val="24"/>
           <w:lang w:val="ar-SA" w:bidi="ar-SA"/>
         </w:rPr>
-        <w:t>امروز نیز جبههٔ مقاومت، جبههٔ فاطمی‌است. زنانِ غزّه که در زیرِ بمباران، حجابِ فاطمی‌را حفظ می‌کنند، رهروانِ فاطمه‌اند. حزب‌اللهِ لبنان، پرچمش را مزیّن به «یا فاطمة‌الزّهراء» کرده است. این نشان می‌دهد فاطمیّه، فقط تاریخ نیست؛ جغرافیای مقاومت است. هر جا ظلمی‌باشد، نامِ فاطمه پرچمِ مظلومان است. به همین دلیل، دشمنانِ اسلام از فاطمیّه می‌ترسند و می‌خواهند آن را کم‌رنگ کنند؛ امّا کور خوانده‌اند؛ فاطمیّه، نورِ خداست و خاموش نمی‌شود.</w:t>
+        <w:t>امروز نیز جبههٔ مقاومت، جبههٔ فاطمی‌است. زنانِ غزّه که در زیرِ بمباران، حجابِ فاطمی را حفظ می‌کنند، رهروانِ فاطمه‌اند. حزب‌اللهِ لبنان، پرچمش را مزیّن به «یا فاطمة‌الزّهراء» کرده است. این نشان می‌دهد فاطمیّه، فقط تاریخ نیست؛ جغرافیای مقاومت است. هر جا ظلمی‌باشد، نامِ فاطمه پرچمِ مظلومان است. به همین دلیل، دشمنانِ اسلام از فاطمیّه می‌ترسند و می‌خواهند آن را کم‌رنگ کنند؛ امّا کور خوانده‌اند؛ فاطمیّه، نورِ خداست و خاموش نمی‌شود.</w:t>
       </w:r>
     </w:p>
     <w:p>
@@ -8187,7 +8187,7 @@
           <w:sz w:val="24"/>
           <w:lang w:val="ar-SA" w:bidi="ar-SA"/>
         </w:rPr>
-        <w:t>امروز جنگ، جنگِ رسانه است. دشمن با سریال و فیلم، حجابِ فاطمی‌را تمسخر می‌کند. وظیفهٔ طلبهٔ مجتهدِ تاریخ آن است که با قلم، منبر و فضای مجازی، از حریمِ فاطمه دفاع کند. یک کلیپِ یک‌دقیقه‌ای از خطبهٔ فدکیّه، می‌تواند هزار جوان را بیدار کند. یک پوسترِ زیبا از «کوثر»، می‌تواند یک مدرسه را فاطمی‌کند. از ابزارِ روز غافل نشو؛ فاطمه، بانوی همهٔ عصرهاست، پس باید به زبانِ عصر تبلیغ شود. پیشنهاد می‌شود هر طلبه، یک کانالِ فاطمی‌در ایتا یا بله داشته باشد و در فاطمیّه، هر روز یک حدیث منتشر کند.</w:t>
+        <w:t>امروز جنگ، جنگِ رسانه است. دشمن با سریال و فیلم، حجابِ فاطمی را تمسخر می‌کند. وظیفهٔ طلبهٔ مجتهدِ تاریخ آن است که با قلم، منبر و فضای مجازی، از حریمِ فاطمه دفاع کند. یک کلیپِ یک‌دقیقه‌ای از خطبهٔ فدکیّه، می‌تواند هزار جوان را بیدار کند. یک پوسترِ زیبا از «کوثر»، می‌تواند یک مدرسه را فاطمی‌کند. از ابزارِ روز غافل نشو؛ فاطمه، بانوی همهٔ عصرهاست، پس باید به زبانِ عصر تبلیغ شود. پیشنهاد می‌شود هر طلبه، یک کانالِ فاطمی‌در ایتا یا بله داشته باشد و در فاطمیّه، هر روز یک حدیث منتشر کند.</w:t>
       </w:r>
     </w:p>
     <w:p>
@@ -8788,7 +8788,7 @@
           <w:sz w:val="24"/>
           <w:lang w:val="ar-SA" w:bidi="ar-SA"/>
         </w:rPr>
-        <w:t>نقشهٔ راه: طلبهٔ مبتدی از فصلِ اوّل تا پنجم را مباحثه کند، طلبهٔ متوسّط فصلِ ششم تا دهم را با منابعِ اصلی مقایسه کند، و طلبهٔ پیشرفته شبهه‌شناسی و سبکِ زندگی را تدریس کند. پیشنهادِ عملی: هر طلبه در فاطمیّه، بیست پستِ فاطمی (هر روز یک پست) در فضای مجازی منتشر کند؛ هر پست شاملِ یک حدیث، یک عکس‌نوشته و یک دعا. این کار، تبلیغِ نوین است و ثوابش با فاطمه است.</w:t>
+        <w:t>نقشهٔ راه: طلبهٔ مبتدی از فصلِ اوّل تا پنجم را مباحثه کند، طلبهٔ متوسّط فصلِ ششم تا دهم را با منابعِ اصلّی مقایسه کند، و طلبهٔ پیشرفته شبهه‌شناسی و سبکِ زندگی را تدریس کند. پیشنهادِ عملی: هر طلبه در فاطمیّه، بیست پستِ فاطمی (هر روز یک پست) در فضای مجازی منتشر کند؛ هر پست شاملِ یک حدیث، یک عکس‌نوشته و یک دعا. این کار، تبلیغِ نوین است و ثوابش با فاطمه است.</w:t>
       </w:r>
     </w:p>
     <w:sectPr>
